--- a/public/Andry_Huang_CV.docx
+++ b/public/Andry_Huang_CV.docx
@@ -570,7 +570,7 @@
           <w:color w:val="0F172A"/>
           <w:sz w:val="19"/>
         </w:rPr>
-        <w:t xml:space="preserve"> Spearheaded static code analysis across multiple internal enterprise projects (100,000+ files), identifying and fixing security vulnerabilities, establishing automated CI/CD quality gates, and enforcing zero-vulnerability deployment standards.</w:t>
+        <w:t xml:space="preserve"> Spearheaded static code analysis across multiple internal enterprise projects, identifying and fixing security vulnerabilities, establishing automated CI/CD quality gates, and enforcing zero-vulnerability deployment standards.</w:t>
       </w:r>
     </w:p>
     <w:p>

--- a/public/Andry_Huang_CV.docx
+++ b/public/Andry_Huang_CV.docx
@@ -534,7 +534,7 @@
           <w:color w:val="0F172A"/>
           <w:sz w:val="19"/>
         </w:rPr>
-        <w:t xml:space="preserve"> Engineered document migration service syncing 10,000+ enterprise files to SharePoint Graph API, AWS S3, and Azure Blob with RBAC &amp; audit logging.</w:t>
+        <w:t xml:space="preserve"> Engineered document migration service syncing 100,000+ enterprise files to SharePoint Graph API, AWS S3, and Azure Blob with RBAC &amp; audit logging.</w:t>
       </w:r>
     </w:p>
     <w:p>

--- a/public/Andry_Huang_CV.docx
+++ b/public/Andry_Huang_CV.docx
@@ -240,7 +240,7 @@
           <w:color w:val="0F172A"/>
           <w:sz w:val="19"/>
         </w:rPr>
-        <w:t>RAG Architecture, OpenAI GPT-4o &amp; Anthropic Claude APIs, Model Context Protocol (MCP), Autonomous AI Coding Agents, Vector DBs (pgvector), LangChain, BullMQ, n8n, Prompt Engineering</w:t>
+        <w:t>RAG Architecture, OpenAI GPT-4o &amp; Anthropic Claude APIs, Model Context Protocol (MCP), Autonomous AI Coding Agents, Vector DBs (pgvector), BullMQ, Prompt Engineering</w:t>
       </w:r>
     </w:p>
     <w:p>
